--- a/monchef-cafe/ttk/out/Архитектура дерева ТТК и СТО.docx
+++ b/monchef-cafe/ttk/out/Архитектура дерева ТТК и СТО.docx
@@ -3668,7 +3668,7 @@
           <w:b w:val="0"/>
           <w:i w:val="0"/>
         </w:rPr>
-        <w:t>Карт соответствует своему СТО: 217 из 234. Отклонений: 17 — их нужно исправить в карте или обосновать (раздел 5).</w:t>
+        <w:t>Карт соответствует своему СТО: 216 из 234. Отклонений: 18 — их нужно исправить в карте или обосновать (раздел 5).</w:t>
       </w:r>
     </w:p>
     <w:p>
@@ -4359,7 +4359,79 @@
               <w:rPr>
                 <w:sz w:val="16"/>
               </w:rPr>
-              <w:t>дописать в п. 5 карты: блюдо собирают по заказу и реализуют сразу; покупные компоненты хранят по условиям изготовителя, собственные п/ф — по СТО их папок</w:t>
+              <w:t>п. 5 карты: блюдо готовят по заказу и реализуют сразу; заготовки — отдельными картами п/ф по СТО их папок (02.xx), покупные компоненты — по условиям изготовителя</w:t>
+            </w:r>
+          </w:p>
+        </w:tc>
+      </w:tr>
+      <w:tr>
+        <w:tc>
+          <w:tcPr>
+            <w:tcW w:type="dxa" w:w="567"/>
+          </w:tcPr>
+          <w:p>
+            <w:r/>
+            <w:r>
+              <w:rPr>
+                <w:sz w:val="16"/>
+              </w:rPr>
+              <w:t>35</w:t>
+            </w:r>
+          </w:p>
+        </w:tc>
+        <w:tc>
+          <w:tcPr>
+            <w:tcW w:type="dxa" w:w="2268"/>
+          </w:tcPr>
+          <w:p>
+            <w:r/>
+            <w:r>
+              <w:rPr>
+                <w:sz w:val="16"/>
+              </w:rPr>
+              <w:t>Борщ с говядиной</w:t>
+            </w:r>
+          </w:p>
+        </w:tc>
+        <w:tc>
+          <w:tcPr>
+            <w:tcW w:type="dxa" w:w="794"/>
+          </w:tcPr>
+          <w:p>
+            <w:r/>
+            <w:r>
+              <w:rPr>
+                <w:sz w:val="16"/>
+              </w:rPr>
+              <w:t>01.08</w:t>
+            </w:r>
+          </w:p>
+        </w:tc>
+        <w:tc>
+          <w:tcPr>
+            <w:tcW w:type="dxa" w:w="3175"/>
+          </w:tcPr>
+          <w:p>
+            <w:r/>
+            <w:r>
+              <w:rPr>
+                <w:sz w:val="16"/>
+              </w:rPr>
+              <w:t>в карте блюда указано хранение заготовки (охл. 7 сут; зам. 30 сут) — заготовку оформить отдельной картой полуфабриката в папке 02 и хранить по её СТО</w:t>
+            </w:r>
+          </w:p>
+        </w:tc>
+        <w:tc>
+          <w:tcPr>
+            <w:tcW w:type="dxa" w:w="2835"/>
+          </w:tcPr>
+          <w:p>
+            <w:r/>
+            <w:r>
+              <w:rPr>
+                <w:sz w:val="16"/>
+              </w:rPr>
+              <w:t>п. 5 карты: блюдо готовят по заказу и реализуют сразу; заготовки — отдельными картами п/ф по СТО их папок (02.xx), покупные компоненты — по условиям изготовителя</w:t>
             </w:r>
           </w:p>
         </w:tc>

--- a/monchef-cafe/ttk/out/Архитектура дерева ТТК и СТО.docx
+++ b/monchef-cafe/ttk/out/Архитектура дерева ТТК и СТО.docx
@@ -3756,7 +3756,7 @@
           <w:i w:val="0"/>
           <w:sz w:val="18"/>
         </w:rPr>
-        <w:t>№ 18 Лосось, орзо, биск, № 26 Мидии в сырном соусе, № 96 Филе дорадо в соусе «Том Ям, № 102 Сёмга, запечённая в слоёном тесте, № 104 Краб-кейки со свежим огурцом</w:t>
+        <w:t>№ 18 Лосось, орзо, биск, № 26 Мидии в сырном соусе, № 96 Филе дорадо в соусе «Том Ям», № 102 Сёмга, запечённая в слоёном тесте, № 104 Краб-кейки со свежим огурцом</w:t>
       </w:r>
     </w:p>
     <w:p>
@@ -3816,7 +3816,7 @@
           <w:i w:val="0"/>
           <w:sz w:val="18"/>
         </w:rPr>
-        <w:t>№ 27 Цезарь с куриным шницелем, № 28 Цезарь с креветками, № 29 Салат с хрустящим баклажаном, № 30 Салат с пастрами и овощами, № 31 Салат с лососем и манго, № 32 Салат «Греческий, № 116 Тёплый салат с телятиной, № 117 Татаки из тунца, № 118 Салат с маринованным тунцом, № 119 Тёплый салат с цыплёнком и манго</w:t>
+        <w:t>№ 27 Цезарь с куриным шницелем, № 28 Цезарь с креветками, № 29 Салат с хрустящим баклажаном, № 30 Салат с пастрами и овощами, № 31 Салат с лососем и манго, № 32 Салат «Греческий», № 116 Тёплый салат с телятиной, № 117 Татаки из тунца, № 118 Салат с маринованным тунцом, № 119 Тёплый салат с цыплёнком и манго</w:t>
       </w:r>
     </w:p>
     <w:p>
@@ -3856,7 +3856,7 @@
           <w:i w:val="0"/>
           <w:sz w:val="18"/>
         </w:rPr>
-        <w:t>№ 124 Картофель фри со стрипсами, № 125 Гречка с копчёной индейкой, № 126 Макароны с сыром, № 127 Куриный супчик «Алфавит, № 128 Мини хот-доги, № 129 Картофельные «буквы» с кетчупом, № 130 Сырные палочки с ягодным вареньем, № 131 Блинчик с бананом и шоколадно-ореховой пастой, № 132 Куриные наггетсы, № 133 Детский бургер «Для богатырей, № 134 Детский бургер «Та самая Ряба, № 135 Пельмени жареные, № 136 Картофельное пюре с сосиской, № 137 Макароны с домашней котлетой</w:t>
+        <w:t>№ 124 Картофель фри со стрипсами, № 125 Гречка с копчёной индейкой, № 126 Макароны с сыром, № 127 Куриный супчик «Алфавит», № 128 Мини хот-доги, № 129 Картофельные «буквы» с кетчупом, № 130 Сырные палочки с ягодным вареньем, № 131 Блинчик с бананом и шоколадно-ореховой пастой, № 132 Куриные наггетсы, № 133 Детский бургер «Для богатырей», № 134 Детский бургер «Та самая Ряба», № 135 Пельмени жареные, № 136 Картофельное пюре с сосиской, № 137 Макароны с домашней котлетой</w:t>
       </w:r>
     </w:p>
     <w:p>
@@ -3876,7 +3876,7 @@
           <w:i w:val="0"/>
           <w:sz w:val="18"/>
         </w:rPr>
-        <w:t>№ 138 Ролл с огурцом (хосомаки), № 139 Ролл с лососем (хосомаки), № 140 Ролл эби темпура, № 141 Ролл «Филадельфия, № 142 Ролл «Филадельфия лайт, № 143 Ролл «Калифорния, № 144 Ролл «Бонито, № 145 Ролл запечённый с курицей, № 146 Ролл запечённый с крабом, № 147 Ролл темпура с креветкой, № 148 Ролл «Филадельфия» с угрём, № 149 Ролл «Филадельфия» с креветкой, № 150 Ролл с сурими, № 151 Ролл «Чикен, № 152 Ролл «Чикен» запечённый, № 153 Ролл темпурный «Окинава, № 154 Ролл темпурный с лососем терияки, № 155 Ролл «Филадельфия» в кунжуте с лососем терияки, № 156 Ролл «Филадельфия» с лососем терияки в икре, № 157 Ролл с крабом (хосомаки)</w:t>
+        <w:t>№ 138 Ролл с огурцом (хосомаки), № 139 Ролл с лососем (хосомаки), № 140 Ролл эби темпура, № 141 Ролл «Филадельфия», № 142 Ролл «Филадельфия лайт», № 143 Ролл «Калифорния», № 144 Ролл «Бонито», № 145 Ролл запечённый с курицей, № 146 Ролл запечённый с крабом, № 147 Ролл темпура с креветкой, № 148 Ролл «Филадельфия» с угрём, № 149 Ролл «Филадельфия» с креветкой, № 150 Ролл с сурими, № 151 Ролл «Чикен», № 152 Ролл «Чикен» запечённый, № 153 Ролл темпурный «Окинава», № 154 Ролл темпурный с лососем терияки, № 155 Ролл «Филадельфия» в кунжуте с лососем терияки, № 156 Ролл «Филадельфия» с лососем терияки в икре, № 157 Ролл с крабом (хосомаки)</w:t>
       </w:r>
     </w:p>
     <w:p>
@@ -3916,7 +3916,7 @@
           <w:i w:val="0"/>
           <w:sz w:val="18"/>
         </w:rPr>
-        <w:t>№ 36 Десерт «Бутерброд с икрой, № 37 Десерт «Яйцо всмятку, № 38 Пирожное «Картошка, № 39 Пирожное «Наполеон, № 161 Мороженое в ассортименте с шоколадным топпингом, № 162 Шоколадный фондан, № 163 Чизкейк фисташковый с малиновым желе, № 164 Десерт «Бутерброд с колбасой, № 165 Трайфл «Сникерс, № 166 Яблочный пирог с мороженым</w:t>
+        <w:t>№ 36 Десерт «Бутерброд с икрой», № 37 Десерт «Яйцо всмятку», № 38 Пирожное «Картошка», № 39 Пирожное «Наполеон», № 161 Мороженое в ассортименте с шоколадным топпингом, № 162 Шоколадный фондан, № 163 Чизкейк фисташковый с малиновым желе, № 164 Десерт «Бутерброд с колбасой», № 165 Трайфл «Сникерс», № 166 Яблочный пирог с мороженым</w:t>
       </w:r>
     </w:p>
     <w:p>
@@ -3944,7 +3944,7 @@
           <w:i w:val="0"/>
           <w:sz w:val="18"/>
         </w:rPr>
-        <w:t>№ 59 Соус демиглас (полуфабрикат), № 60 Соус биск (полуфабрикат), № 61 Бульон куриный (полуфабрикат), № 62 Соус сырный (полуфабрикат), № 170 Соус болоньезе, № 172 Основа для крем-супа грибного, № 175 Бульон «Том Ям, № 181 Соус томатный «Маринара, № 185 Эмульсия сливочная, № 186 Соус «Том Ям» для пасты</w:t>
+        <w:t>№ 59 Соус демиглас (полуфабрикат), № 60 Соус биск (полуфабрикат), № 61 Бульон куриный (полуфабрикат), № 62 Соус сырный (полуфабрикат), № 170 Соус болоньезе, № 172 Основа для крем-супа грибного, № 175 Бульон «Том Ям», № 181 Соус томатный «Маринара», № 185 Эмульсия сливочная, № 186 Соус «Том Ям» для пасты</w:t>
       </w:r>
     </w:p>
     <w:p>
@@ -3964,7 +3964,7 @@
           <w:i w:val="0"/>
           <w:sz w:val="18"/>
         </w:rPr>
-        <w:t>№ 54 Соус «Спайси» (полуфабрикат), № 55 Соус трюфельный (полуфабрикат), № 63 Соус «Цезарь» (полуфабрикат), № 67 Крем сырный (полуфабрикат), № 187 Соус медово-горчичный, № 189 Соус кефирный, № 197 Крем из рикотты с печёным перцем, № 203 Соус «Маяки, № 204 Соус «Маяцу, № 205 Соус сливочный чили, № 207 Соус «Васабико, № 217 Сырная шапка для роллов</w:t>
+        <w:t>№ 54 Соус «Спайси» (полуфабрикат), № 55 Соус трюфельный (полуфабрикат), № 63 Соус «Цезарь» (полуфабрикат), № 67 Крем сырный (полуфабрикат), № 187 Соус медово-горчичный, № 189 Соус кефирный, № 197 Крем из рикотты с печёным перцем, № 203 Соус «Маяки», № 204 Соус «Маяцу», № 205 Соус сливочный чили, № 207 Соус «Васабико», № 217 Сырная шапка для роллов</w:t>
       </w:r>
     </w:p>
     <w:p>
@@ -3984,7 +3984,7 @@
           <w:i w:val="0"/>
           <w:sz w:val="18"/>
         </w:rPr>
-        <w:t>№ 42 Масло зелёное (полуфабрикат), № 56 Масло чесночное (полуфабрикат), № 57 Соус соевый (полуфабрикат), № 66 Соус кунжутный чили (полуфабрикат), № 168 Раствор лимонной кислоты (заменитель лимонного сока), № 188 Заправка «Греческая, № 195 Соус манго-чили, № 199 Заправка для риса (су-су), № 201 Васаби</w:t>
+        <w:t>№ 42 Масло зелёное (полуфабрикат), № 56 Масло чесночное (полуфабрикат), № 57 Соус соевый (полуфабрикат), № 66 Соус кунжутный чили (полуфабрикат), № 168 Раствор лимонной кислоты (заменитель лимонного сока), № 188 Заправка «Греческая», № 195 Соус манго-чили, № 199 Заправка для риса (су-су), № 201 Васаби</w:t>
       </w:r>
     </w:p>
     <w:p>
@@ -4144,7 +4144,7 @@
           <w:i w:val="0"/>
           <w:sz w:val="18"/>
         </w:rPr>
-        <w:t>№ 74 Глазурь для пирожного «Яйцо» (полуфабрикат), № 75 Глазурь для пирожного «Картошка» (полуфабрикат), № 78 Пирожное «Яйцо» (полуфабрикат), № 79 Пирожное «Картошка» (полуфабрикат), № 220 Бисквит классический, № 221 Бисквит шоколадный, № 227 Тесто для печенья кукис, № 228 Тесто песочное, № 231 Корж из печенья «Орео, № 234 Брауни шоколадный (на 13 порций)</w:t>
+        <w:t>№ 74 Глазурь для пирожного «Яйцо» (полуфабрикат), № 75 Глазурь для пирожного «Картошка» (полуфабрикат), № 78 Пирожное «Яйцо» (полуфабрикат), № 79 Пирожное «Картошка» (полуфабрикат), № 220 Бисквит классический, № 221 Бисквит шоколадный, № 227 Тесто для печенья кукис, № 228 Тесто песочное, № 231 Корж из печенья «Орео», № 234 Брауни шоколадный (на 13 порций)</w:t>
       </w:r>
     </w:p>
     <w:p>
@@ -4164,7 +4164,7 @@
           <w:i w:val="0"/>
           <w:sz w:val="18"/>
         </w:rPr>
-        <w:t>№ 43 Декор хрустящий (тюиль: «перо», «лист», «рыбки», «креветки»), № 167 Картофель пай (соломка хрустящая), № 173 Гренки из хлеба «Хоккайдо</w:t>
+        <w:t>№ 43 Декор хрустящий (тюиль: «перо», «лист», «рыбки», «креветки»), № 167 Картофель пай (соломка хрустящая), № 173 Гренки из хлеба «Хоккайдо»</w:t>
       </w:r>
     </w:p>
     <w:p>
